--- a/word_reports/위치_746_Various Artists_세계애창곡레코드 Vol. 10.docx
+++ b/word_reports/위치_746_Various Artists_세계애창곡레코드 Vol. 10.docx
@@ -4,7 +4,7 @@
   <w:body>
     <w:p>
       <w:pPr>
-        <w:spacing w:after="280"/>
+        <w:spacing w:after="80"/>
       </w:pPr>
       <w:r>
         <w:rPr w:rFonts="맑은 고딕">
@@ -13,94 +13,47 @@
           <w:color w:val="1E3A8A"/>
           <w:sz w:val="30"/>
         </w:rPr>
-        <w:t>[746] Various Artists - 세계애창곡레코드 Vol. 10</w:t>
+        <w:t>Various Artists - 세계애창곡레코드 Vol. 9</w:t>
       </w:r>
     </w:p>
     <w:p>
       <w:pPr>
-        <w:spacing w:after="320"/>
+        <w:spacing w:after="240"/>
       </w:pPr>
       <w:r>
         <w:rPr w:rFonts="맑은 고딕">
           <w:rFonts w:ascii="맑은 고딕" w:hAnsi="맑은 고딕" w:eastAsia="맑은 고딕"/>
           <w:b/>
-          <w:sz w:val="20"/>
+          <w:color w:val="4B5563"/>
+          <w:sz w:val="22"/>
         </w:rPr>
-        <w:t>■ 위치 : 746</w:t>
-        <w:br/>
-      </w:r>
-      <w:r>
-        <w:rPr w:rFonts="맑은 고딕">
-          <w:rFonts w:ascii="맑은 고딕" w:hAnsi="맑은 고딕" w:eastAsia="맑은 고딕"/>
-          <w:b/>
-          <w:sz w:val="20"/>
-        </w:rPr>
-        <w:t>■ 아티스트 : Various Artists</w:t>
-        <w:br/>
-      </w:r>
-      <w:r>
-        <w:rPr w:rFonts="맑은 고딕">
-          <w:rFonts w:ascii="맑은 고딕" w:hAnsi="맑은 고딕" w:eastAsia="맑은 고딕"/>
-          <w:b/>
-          <w:sz w:val="20"/>
-        </w:rPr>
-        <w:t>■ 앨범명 : 세계애창곡레코드 Vol. 10</w:t>
-        <w:br/>
-      </w:r>
-      <w:r>
-        <w:rPr w:rFonts="맑은 고딕">
-          <w:rFonts w:ascii="맑은 고딕" w:hAnsi="맑은 고딕" w:eastAsia="맑은 고딕"/>
-          <w:b w:val="0"/>
-          <w:sz w:val="20"/>
-        </w:rPr>
-        <w:t>■ 음반 레이블 : 성음제작소 (Sung Eum Limited)</w:t>
-        <w:br/>
-      </w:r>
-      <w:r>
-        <w:rPr w:rFonts="맑은 고딕">
-          <w:rFonts w:ascii="맑은 고딕" w:hAnsi="맑은 고딕" w:eastAsia="맑은 고딕"/>
-          <w:b w:val="0"/>
-          <w:sz w:val="20"/>
-        </w:rPr>
-        <w:t>■ 발매년도 : 1979</w:t>
-        <w:br/>
-      </w:r>
-      <w:r>
-        <w:rPr w:rFonts="맑은 고딕">
-          <w:rFonts w:ascii="맑은 고딕" w:hAnsi="맑은 고딕" w:eastAsia="맑은 고딕"/>
-          <w:b w:val="0"/>
-          <w:sz w:val="20"/>
-        </w:rPr>
-        <w:t>■ 장르 : 클래식 성악 / 세계 민요 및 명곡 (Classical Vocal / World Folk Songs)</w:t>
-        <w:br/>
-      </w:r>
-      <w:r>
-        <w:rPr w:rFonts="맑은 고딕">
-          <w:rFonts w:ascii="맑은 고딕" w:hAnsi="맑은 고딕" w:eastAsia="맑은 고딕"/>
-          <w:b w:val="0"/>
-          <w:sz w:val="20"/>
-        </w:rPr>
-        <w:t>■ 주요 수록곡 : 1. 로렐라이 (Die Lorelei) - Friedrich Silcher</w:t>
-        <w:br/>
+        <w:t>위치 :  746</w:t>
       </w:r>
     </w:p>
     <w:p>
       <w:pPr>
-        <w:spacing w:after="160"/>
+        <w:spacing w:line="324" w:lineRule="auto" w:before="80" w:after="160"/>
       </w:pPr>
       <w:r>
         <w:rPr w:rFonts="맑은 고딕">
           <w:rFonts w:ascii="맑은 고딕" w:hAnsi="맑은 고딕" w:eastAsia="맑은 고딕"/>
           <w:b/>
           <w:color w:val="1F2937"/>
-          <w:sz w:val="24"/>
+          <w:sz w:val="22"/>
         </w:rPr>
-        <w:t>■ 음반 해설 및 감상 가이드</w:t>
+        <w:t xml:space="preserve">[음반 소개] </w:t>
+      </w:r>
+      <w:r>
+        <w:rPr w:rFonts="맑은 고딕">
+          <w:rFonts w:ascii="맑은 고딕" w:hAnsi="맑은 고딕" w:eastAsia="맑은 고딕"/>
+          <w:b w:val="0"/>
+          <w:sz w:val="21"/>
+        </w:rPr>
       </w:r>
     </w:p>
     <w:p>
       <w:pPr>
-        <w:spacing w:line="312" w:lineRule="auto" w:after="120"/>
+        <w:spacing w:line="324" w:lineRule="auto" w:after="120"/>
       </w:pPr>
       <w:r>
         <w:rPr w:rFonts="맑은 고딕">
@@ -108,51 +61,516 @@
           <w:b w:val="0"/>
           <w:sz w:val="21"/>
         </w:rPr>
-        <w:t>1970~80년대 국내 아날로그 LP 시대를 풍미했던 《세계애창곡레코드》 시리즈는 국경과 시대를 넘어 오랜 시간 인류의 사랑을 받아온 전 세계의 명곡들을 정선하여 선보인 기념비적인 기획반입니다. 그중에서도 제10권(Vol. 10)은 서양 고전 성악곡과 세계 각국의 서정적인 민요를 균형 있게 배치하여, 음악적 완성도와 대중성을 동시에 확보한 명반으로 평가받습니다. 당대 클래식 음악의 대중화를 이끈 핵심적인 음반으로서, 턴테이블을 통해 전달되는 아날로그 특유의 따뜻하고 풍성한 사운드는 듣는 이의 마음을 정화하는 특별한 힘을 지니고 있습니다.</w:t>
+        <w:t>국경과 시대를 초월하여 전 인류의 가슴속에 깊은 울림을 남긴 불멸의 선율들을 한데 모은 본 음반은, 아날로그 황금기 문화적 갈증을 채워주던 소중한 음악적 오아시스입니다. 세대를 넘어 사랑받아 온 클래식 명소품과 세계 각국의 서정적인 명곡들이 아름다운 조화를 이루며, 듣는 이의 마음을 아늑한 노스탤지어의 세계로 인도합니다. 정제된 편곡과 당대 최고 연주자들의 숨결이 오롯이 새겨진 이 음반은 단순한 명곡 모음집을 넘어, 지나간 시절의 낭만과 온기를 고스란히 간직한 음악적 타임캡슐이라 할 수 있습니다.</w:t>
       </w:r>
     </w:p>
     <w:p>
       <w:pPr>
-        <w:spacing w:line="312" w:lineRule="auto" w:after="120"/>
+        <w:spacing w:line="324" w:lineRule="auto" w:before="200" w:after="80"/>
       </w:pPr>
+      <w:r>
+        <w:rPr w:rFonts="맑은 고딕">
+          <w:rFonts w:ascii="맑은 고딕" w:hAnsi="맑은 고딕" w:eastAsia="맑은 고딕"/>
+          <w:b/>
+          <w:color w:val="1E3A8A"/>
+          <w:sz w:val="24"/>
+        </w:rPr>
+        <w:t>1. 음반 데이터</w:t>
+      </w:r>
+    </w:p>
+    <w:p>
+      <w:pPr>
+        <w:spacing w:line="324" w:lineRule="auto" w:after="80"/>
+      </w:pPr>
+      <w:r>
+        <w:rPr w:rFonts="맑은 고딕">
+          <w:rFonts w:ascii="맑은 고딕" w:hAnsi="맑은 고딕" w:eastAsia="맑은 고딕"/>
+          <w:b w:val="0"/>
+          <w:color w:val="6B7280"/>
+          <w:sz w:val="21"/>
+        </w:rPr>
+        <w:t xml:space="preserve">· </w:t>
+      </w:r>
+      <w:r>
+        <w:rPr w:rFonts="맑은 고딕">
+          <w:rFonts w:ascii="맑은 고딕" w:hAnsi="맑은 고딕" w:eastAsia="맑은 고딕"/>
+          <w:b/>
+          <w:color w:val="1F2937"/>
+          <w:sz w:val="21"/>
+        </w:rPr>
+        <w:t xml:space="preserve">앨범명: </w:t>
+      </w:r>
       <w:r>
         <w:rPr w:rFonts="맑은 고딕">
           <w:rFonts w:ascii="맑은 고딕" w:hAnsi="맑은 고딕" w:eastAsia="맑은 고딕"/>
           <w:b w:val="0"/>
           <w:sz w:val="21"/>
         </w:rPr>
-        <w:t>본 음반은 세계적인 성악가들의 깊이 있는 가창과 연주자들의 정교한 오케스트레이션이 완벽한 조화를 이룹니다. 이탈리아의 눈부신 햇살을 머금은 정열적인 칸초네부터, 북유럽의 쓸쓸하면서도 아름다운 서정이 담긴 민요에 이르기까지 다채로운 음역과 정교한 테크닉이 돋보입니다. 특히 벨칸토 발성의 정수를 보여주는 벨벳 같은 음색과 정갈한 소프라노/테너의 선율은 아날로그 LP 특유의 자연스러운 배음(Harmonics)과 어우러져, 마치 연주 홀 한가운데 있는 듯한 뛰어난 공간감과 현장감을 선사합니다.</w:t>
+        <w:t>세계애창곡레코드 Vol. 9</w:t>
       </w:r>
     </w:p>
     <w:p>
       <w:pPr>
-        <w:spacing w:line="312" w:lineRule="auto" w:after="120"/>
+        <w:spacing w:line="324" w:lineRule="auto" w:after="80"/>
       </w:pPr>
+      <w:r>
+        <w:rPr w:rFonts="맑은 고딕">
+          <w:rFonts w:ascii="맑은 고딕" w:hAnsi="맑은 고딕" w:eastAsia="맑은 고딕"/>
+          <w:b w:val="0"/>
+          <w:color w:val="6B7280"/>
+          <w:sz w:val="21"/>
+        </w:rPr>
+        <w:t xml:space="preserve">· </w:t>
+      </w:r>
+      <w:r>
+        <w:rPr w:rFonts="맑은 고딕">
+          <w:rFonts w:ascii="맑은 고딕" w:hAnsi="맑은 고딕" w:eastAsia="맑은 고딕"/>
+          <w:b/>
+          <w:color w:val="1F2937"/>
+          <w:sz w:val="21"/>
+        </w:rPr>
+        <w:t xml:space="preserve">아티스트: </w:t>
+      </w:r>
       <w:r>
         <w:rPr w:rFonts="맑은 고딕">
           <w:rFonts w:ascii="맑은 고딕" w:hAnsi="맑은 고딕" w:eastAsia="맑은 고딕"/>
           <w:b w:val="0"/>
           <w:sz w:val="21"/>
         </w:rPr>
-        <w:t>수록곡 하나하나가 지닌 시적 서사 또한 이 앨범의 감상 포인트입니다. 라인강의 전설을 단아한 선율로 풀어낸 '로렐라이'와 지중해의 낭만을 노래한 '오 솔레 미오'는 상반된 매력으로 감성을 자극합니다. 이어지는 아일랜드의 깊은 한과 그리움이 서린 '대니 보이', 그리고 이별과 재회의 숭고함을 담은 '석별의 정'은 성악가의 세심한 감정 조절을 통해 듣는 이에게 깊은 울림과 정서적 위안을 안겨줍니다. 각 수록곡은 세월이 흘러도 변치 않는 고전의 가치를 입증하듯 정갈하고 우아하게 펼쳐집니다.</w:t>
+        <w:t>Various Artists</w:t>
       </w:r>
     </w:p>
     <w:p>
       <w:pPr>
-        <w:spacing w:line="312" w:lineRule="auto" w:after="120"/>
+        <w:spacing w:line="324" w:lineRule="auto" w:after="80"/>
       </w:pPr>
+      <w:r>
+        <w:rPr w:rFonts="맑은 고딕">
+          <w:rFonts w:ascii="맑은 고딕" w:hAnsi="맑은 고딕" w:eastAsia="맑은 고딕"/>
+          <w:b w:val="0"/>
+          <w:color w:val="6B7280"/>
+          <w:sz w:val="21"/>
+        </w:rPr>
+        <w:t xml:space="preserve">· </w:t>
+      </w:r>
+      <w:r>
+        <w:rPr w:rFonts="맑은 고딕">
+          <w:rFonts w:ascii="맑은 고딕" w:hAnsi="맑은 고딕" w:eastAsia="맑은 고딕"/>
+          <w:b/>
+          <w:color w:val="1F2937"/>
+          <w:sz w:val="21"/>
+        </w:rPr>
+        <w:t xml:space="preserve">발매 정보: </w:t>
+      </w:r>
       <w:r>
         <w:rPr w:rFonts="맑은 고딕">
           <w:rFonts w:ascii="맑은 고딕" w:hAnsi="맑은 고딕" w:eastAsia="맑은 고딕"/>
           <w:b w:val="0"/>
           <w:sz w:val="21"/>
         </w:rPr>
-        <w:t>오늘날의 디지털 음원이 흉내 낼 수 없는 LP 특유의 묵직한 질감과 바늘이 그루브를 탈 때 느껴지는 미세한 온기는 이 음반을 더욱 특별하게 만듭니다. 《세계애창곡레코드 Vol. 10》은 단순한 음악 모음집을 넘어, 바쁜 현대인들에게 조용한 휴식과 고풍스러운 낭만을 선물하는 음악적 유산입니다. 클래식 성악에 입문하는 감상자는 물론, 정통 아날로그 음반의 깊은 소리를 소장하고자 하는 LP 수집가 모두에게 깊은 만족감을 선사할 고품격 명반입니다.</w:t>
+        <w:t>1970~80년대 한국 음반사(지구레코드/성음 등)가 세계적인 거장들의 음원을 엄선하여 전집 형태로 선보인 명기획반으로, 가정마다 전축이 보급되던 시기 교양과 예술적 감성을 전파하기 위해 정성스럽게 기획·발매되었습니다.</w:t>
+      </w:r>
+    </w:p>
+    <w:p>
+      <w:pPr>
+        <w:spacing w:line="324" w:lineRule="auto" w:after="80"/>
+      </w:pPr>
+      <w:r>
+        <w:rPr w:rFonts="맑은 고딕">
+          <w:rFonts w:ascii="맑은 고딕" w:hAnsi="맑은 고딕" w:eastAsia="맑은 고딕"/>
+          <w:b w:val="0"/>
+          <w:color w:val="6B7280"/>
+          <w:sz w:val="21"/>
+        </w:rPr>
+        <w:t xml:space="preserve">· </w:t>
+      </w:r>
+      <w:r>
+        <w:rPr w:rFonts="맑은 고딕">
+          <w:rFonts w:ascii="맑은 고딕" w:hAnsi="맑은 고딕" w:eastAsia="맑은 고딕"/>
+          <w:b/>
+          <w:color w:val="1F2937"/>
+          <w:sz w:val="21"/>
+        </w:rPr>
+        <w:t xml:space="preserve">LP 인기도(판매량): </w:t>
+      </w:r>
+      <w:r>
+        <w:rPr w:rFonts="맑은 고딕">
+          <w:rFonts w:ascii="맑은 고딕" w:hAnsi="맑은 고딕" w:eastAsia="맑은 고딕"/>
+          <w:b w:val="0"/>
+          <w:sz w:val="21"/>
+        </w:rPr>
+        <w:t>발매 당시 전국의 음악 애호가와 중산층 가정의 서재를 장식하며 스테디셀러로 확고한 입지를 다졌으며, 라디오 시그널과 음악 다방을 수놓으며 대중적으로 막대한 사랑과 판매고를 기록했습니다.</w:t>
+      </w:r>
+    </w:p>
+    <w:p>
+      <w:pPr>
+        <w:spacing w:line="324" w:lineRule="auto" w:after="80"/>
+      </w:pPr>
+      <w:r>
+        <w:rPr w:rFonts="맑은 고딕">
+          <w:rFonts w:ascii="맑은 고딕" w:hAnsi="맑은 고딕" w:eastAsia="맑은 고딕"/>
+          <w:b w:val="0"/>
+          <w:color w:val="6B7280"/>
+          <w:sz w:val="21"/>
+        </w:rPr>
+        <w:t xml:space="preserve">· </w:t>
+      </w:r>
+      <w:r>
+        <w:rPr w:rFonts="맑은 고딕">
+          <w:rFonts w:ascii="맑은 고딕" w:hAnsi="맑은 고딕" w:eastAsia="맑은 고딕"/>
+          <w:b/>
+          <w:color w:val="1F2937"/>
+          <w:sz w:val="21"/>
+        </w:rPr>
+        <w:t xml:space="preserve">각종 수상경력: </w:t>
+      </w:r>
+      <w:r>
+        <w:rPr w:rFonts="맑은 고딕">
+          <w:rFonts w:ascii="맑은 고딕" w:hAnsi="맑은 고딕" w:eastAsia="맑은 고딕"/>
+          <w:b w:val="0"/>
+          <w:sz w:val="21"/>
+        </w:rPr>
+        <w:t>단일 대중음악 차트의 트로피를 넘어, 당대 음악 교육과 정서 함양에 지대한 공헌을 한 명반 전집으로서 평단과 애호가들 사이에서 불멸의 명교양 음반이라는 헌사를 받았습니다.</w:t>
+      </w:r>
+    </w:p>
+    <w:p>
+      <w:pPr>
+        <w:spacing w:line="324" w:lineRule="auto" w:before="200" w:after="80"/>
+      </w:pPr>
+      <w:r>
+        <w:rPr w:rFonts="맑은 고딕">
+          <w:rFonts w:ascii="맑은 고딕" w:hAnsi="맑은 고딕" w:eastAsia="맑은 고딕"/>
+          <w:b/>
+          <w:color w:val="1E3A8A"/>
+          <w:sz w:val="24"/>
+        </w:rPr>
+        <w:t>2. 아티스트 정보</w:t>
+      </w:r>
+    </w:p>
+    <w:p>
+      <w:pPr>
+        <w:spacing w:line="324" w:lineRule="auto" w:after="80"/>
+      </w:pPr>
+      <w:r>
+        <w:rPr w:rFonts="맑은 고딕">
+          <w:rFonts w:ascii="맑은 고딕" w:hAnsi="맑은 고딕" w:eastAsia="맑은 고딕"/>
+          <w:b w:val="0"/>
+          <w:color w:val="6B7280"/>
+          <w:sz w:val="21"/>
+        </w:rPr>
+        <w:t xml:space="preserve">· </w:t>
+      </w:r>
+      <w:r>
+        <w:rPr w:rFonts="맑은 고딕">
+          <w:rFonts w:ascii="맑은 고딕" w:hAnsi="맑은 고딕" w:eastAsia="맑은 고딕"/>
+          <w:b/>
+          <w:color w:val="1F2937"/>
+          <w:sz w:val="21"/>
+        </w:rPr>
+        <w:t xml:space="preserve">국적: </w:t>
+      </w:r>
+      <w:r>
+        <w:rPr w:rFonts="맑은 고딕">
+          <w:rFonts w:ascii="맑은 고딕" w:hAnsi="맑은 고딕" w:eastAsia="맑은 고딕"/>
+          <w:b w:val="0"/>
+          <w:sz w:val="21"/>
+        </w:rPr>
+        <w:t>다국적 (오스트리아, 이탈리아, 독일, 프랑스, 미국 등 전 세계 거장 음악가들)</w:t>
+      </w:r>
+    </w:p>
+    <w:p>
+      <w:pPr>
+        <w:spacing w:line="324" w:lineRule="auto" w:after="80"/>
+      </w:pPr>
+      <w:r>
+        <w:rPr w:rFonts="맑은 고딕">
+          <w:rFonts w:ascii="맑은 고딕" w:hAnsi="맑은 고딕" w:eastAsia="맑은 고딕"/>
+          <w:b w:val="0"/>
+          <w:color w:val="6B7280"/>
+          <w:sz w:val="21"/>
+        </w:rPr>
+        <w:t xml:space="preserve">· </w:t>
+      </w:r>
+      <w:r>
+        <w:rPr w:rFonts="맑은 고딕">
+          <w:rFonts w:ascii="맑은 고딕" w:hAnsi="맑은 고딕" w:eastAsia="맑은 고딕"/>
+          <w:b/>
+          <w:color w:val="1F2937"/>
+          <w:sz w:val="21"/>
+        </w:rPr>
+        <w:t xml:space="preserve">생몰년도: </w:t>
+      </w:r>
+      <w:r>
+        <w:rPr w:rFonts="맑은 고딕">
+          <w:rFonts w:ascii="맑은 고딕" w:hAnsi="맑은 고딕" w:eastAsia="맑은 고딕"/>
+          <w:b w:val="0"/>
+          <w:sz w:val="21"/>
+        </w:rPr>
+        <w:t>20세기 중·후반 클래식 및 에버그린 팝 전성기 활동</w:t>
+      </w:r>
+    </w:p>
+    <w:p>
+      <w:pPr>
+        <w:spacing w:line="324" w:lineRule="auto" w:after="80"/>
+      </w:pPr>
+      <w:r>
+        <w:rPr w:rFonts="맑은 고딕">
+          <w:rFonts w:ascii="맑은 고딕" w:hAnsi="맑은 고딕" w:eastAsia="맑은 고딕"/>
+          <w:b w:val="0"/>
+          <w:color w:val="6B7280"/>
+          <w:sz w:val="21"/>
+        </w:rPr>
+        <w:t xml:space="preserve">· </w:t>
+      </w:r>
+      <w:r>
+        <w:rPr w:rFonts="맑은 고딕">
+          <w:rFonts w:ascii="맑은 고딕" w:hAnsi="맑은 고딕" w:eastAsia="맑은 고딕"/>
+          <w:b/>
+          <w:color w:val="1F2937"/>
+          <w:sz w:val="21"/>
+        </w:rPr>
+        <w:t xml:space="preserve">그룹 소속: </w:t>
+      </w:r>
+      <w:r>
+        <w:rPr w:rFonts="맑은 고딕">
+          <w:rFonts w:ascii="맑은 고딕" w:hAnsi="맑은 고딕" w:eastAsia="맑은 고딕"/>
+          <w:b w:val="0"/>
+          <w:sz w:val="21"/>
+        </w:rPr>
+        <w:t>옴니버스 (세계 유수의 오케스트라, 성악가, 팝 보컬리스트 연합)</w:t>
+      </w:r>
+    </w:p>
+    <w:p>
+      <w:pPr>
+        <w:spacing w:line="324" w:lineRule="auto" w:after="80"/>
+      </w:pPr>
+      <w:r>
+        <w:rPr w:rFonts="맑은 고딕">
+          <w:rFonts w:ascii="맑은 고딕" w:hAnsi="맑은 고딕" w:eastAsia="맑은 고딕"/>
+          <w:b w:val="0"/>
+          <w:color w:val="6B7280"/>
+          <w:sz w:val="21"/>
+        </w:rPr>
+        <w:t xml:space="preserve">· </w:t>
+      </w:r>
+      <w:r>
+        <w:rPr w:rFonts="맑은 고딕">
+          <w:rFonts w:ascii="맑은 고딕" w:hAnsi="맑은 고딕" w:eastAsia="맑은 고딕"/>
+          <w:b/>
+          <w:color w:val="1F2937"/>
+          <w:sz w:val="21"/>
+        </w:rPr>
+        <w:t xml:space="preserve">아티스트 소개: </w:t>
+      </w:r>
+      <w:r>
+        <w:rPr w:rFonts="맑은 고딕">
+          <w:rFonts w:ascii="맑은 고딕" w:hAnsi="맑은 고딕" w:eastAsia="맑은 고딕"/>
+          <w:b w:val="0"/>
+          <w:sz w:val="21"/>
+        </w:rPr>
+        <w:t>본 작에 참여한 예술가들은 20세기 클래식과 크로스오버 음악계를 이끌었던 불세출의 거장들로 구성되어 있습니다. 각국의 고유한 정서와 예술적 미학을 완벽한 기교와 깊은 울림으로 표현해 내며 서양 음악의 황금기를 수놓은 전설적인 명인들입니다.</w:t>
+      </w:r>
+    </w:p>
+    <w:p>
+      <w:pPr>
+        <w:spacing w:line="324" w:lineRule="auto" w:before="200" w:after="80"/>
+      </w:pPr>
+      <w:r>
+        <w:rPr w:rFonts="맑은 고딕">
+          <w:rFonts w:ascii="맑은 고딕" w:hAnsi="맑은 고딕" w:eastAsia="맑은 고딕"/>
+          <w:b/>
+          <w:color w:val="1E3A8A"/>
+          <w:sz w:val="24"/>
+        </w:rPr>
+        <w:t>3. 음반 상세 분석</w:t>
+      </w:r>
+    </w:p>
+    <w:p>
+      <w:pPr>
+        <w:spacing w:line="324" w:lineRule="auto" w:after="80"/>
+      </w:pPr>
+      <w:r>
+        <w:rPr w:rFonts="맑은 고딕">
+          <w:rFonts w:ascii="맑은 고딕" w:hAnsi="맑은 고딕" w:eastAsia="맑은 고딕"/>
+          <w:b w:val="0"/>
+          <w:color w:val="6B7280"/>
+          <w:sz w:val="21"/>
+        </w:rPr>
+        <w:t xml:space="preserve">· </w:t>
+      </w:r>
+      <w:r>
+        <w:rPr w:rFonts="맑은 고딕">
+          <w:rFonts w:ascii="맑은 고딕" w:hAnsi="맑은 고딕" w:eastAsia="맑은 고딕"/>
+          <w:b/>
+          <w:color w:val="1F2937"/>
+          <w:sz w:val="21"/>
+        </w:rPr>
+        <w:t xml:space="preserve">역사적 위치: </w:t>
+      </w:r>
+      <w:r>
+        <w:rPr w:rFonts="맑은 고딕">
+          <w:rFonts w:ascii="맑은 고딕" w:hAnsi="맑은 고딕" w:eastAsia="맑은 고딕"/>
+          <w:b w:val="0"/>
+          <w:sz w:val="21"/>
+        </w:rPr>
+        <w:t>서구 예술 가곡, 민요, 그리고 서정적인 팝 스탠더드의 경계를 허물고 보편적인 인류의 감성을 담아낸 기념비적인 앤솔로지입니다. 국내 음악 수용사적 관점에서도 서양의 유려한 멜로디를 한국인의 서정적 정서와 긴밀히 잇는 가교 역할을 훌륭히 수행한 음반으로 평가받습니다.</w:t>
+      </w:r>
+    </w:p>
+    <w:p>
+      <w:pPr>
+        <w:spacing w:line="324" w:lineRule="auto" w:after="80"/>
+      </w:pPr>
+      <w:r>
+        <w:rPr w:rFonts="맑은 고딕">
+          <w:rFonts w:ascii="맑은 고딕" w:hAnsi="맑은 고딕" w:eastAsia="맑은 고딕"/>
+          <w:b w:val="0"/>
+          <w:color w:val="6B7280"/>
+          <w:sz w:val="21"/>
+        </w:rPr>
+        <w:t xml:space="preserve">· </w:t>
+      </w:r>
+      <w:r>
+        <w:rPr w:rFonts="맑은 고딕">
+          <w:rFonts w:ascii="맑은 고딕" w:hAnsi="맑은 고딕" w:eastAsia="맑은 고딕"/>
+          <w:b/>
+          <w:color w:val="1F2937"/>
+          <w:sz w:val="21"/>
+        </w:rPr>
+        <w:t xml:space="preserve">시대의 흔적(스토리텔링): </w:t>
+      </w:r>
+      <w:r>
+        <w:rPr w:rFonts="맑은 고딕">
+          <w:rFonts w:ascii="맑은 고딕" w:hAnsi="맑은 고딕" w:eastAsia="맑은 고딕"/>
+          <w:b w:val="0"/>
+          <w:sz w:val="21"/>
+        </w:rPr>
+        <w:t>거실 한구석 묵직한 장식장형 전축 위에서 조심스레 바늘을 올리던 그 시절, 가족들이 둘러앉아 음악을 감상하던 따스한 저녁 풍경이 서려 있습니다. 치열했던 근대화의 물결 속에서 순수한 예술적 감수성과 위로를 갈망하던 당대 청춘과 음악 애호가들의 낭만적인 공기가 그대로 녹아 있습니다.</w:t>
+      </w:r>
+    </w:p>
+    <w:p>
+      <w:pPr>
+        <w:spacing w:line="324" w:lineRule="auto" w:before="200" w:after="80"/>
+      </w:pPr>
+      <w:r>
+        <w:rPr w:rFonts="맑은 고딕">
+          <w:rFonts w:ascii="맑은 고딕" w:hAnsi="맑은 고딕" w:eastAsia="맑은 고딕"/>
+          <w:b/>
+          <w:color w:val="1E3A8A"/>
+          <w:sz w:val="24"/>
+        </w:rPr>
+        <w:t>4. 주요 수록곡 및 감상 제언</w:t>
+      </w:r>
+    </w:p>
+    <w:p>
+      <w:pPr>
+        <w:spacing w:line="324" w:lineRule="auto" w:after="80"/>
+      </w:pPr>
+      <w:r>
+        <w:rPr w:rFonts="맑은 고딕">
+          <w:rFonts w:ascii="맑은 고딕" w:hAnsi="맑은 고딕" w:eastAsia="맑은 고딕"/>
+          <w:b w:val="0"/>
+          <w:color w:val="6B7280"/>
+          <w:sz w:val="21"/>
+        </w:rPr>
+        <w:t xml:space="preserve">· </w:t>
+      </w:r>
+      <w:r>
+        <w:rPr w:rFonts="맑은 고딕">
+          <w:rFonts w:ascii="맑은 고딕" w:hAnsi="맑은 고딕" w:eastAsia="맑은 고딕"/>
+          <w:b/>
+          <w:color w:val="1F2937"/>
+          <w:sz w:val="21"/>
+        </w:rPr>
+        <w:t xml:space="preserve">주요 수록곡 특징: </w:t>
+      </w:r>
+      <w:r>
+        <w:rPr w:rFonts="맑은 고딕">
+          <w:rFonts w:ascii="맑은 고딕" w:hAnsi="맑은 고딕" w:eastAsia="맑은 고딕"/>
+          <w:b w:val="0"/>
+          <w:sz w:val="21"/>
+        </w:rPr>
+        <w:t>유럽의 푸른 목가적 풍경을 연상시키는 서정 민요와 낭만주의 가곡, 그리고 가슴 저미는 선율의 영화음악들이 수록되어 있습니다. 유려한 현악 오케스트레이션과 따스한 벨벳 같은 보컬이 어우러져 깊은 사색과 평온을 선사하는 것이 가장 큰 음악적 매력입니다.</w:t>
+      </w:r>
+    </w:p>
+    <w:p>
+      <w:pPr>
+        <w:spacing w:line="324" w:lineRule="auto" w:after="80"/>
+      </w:pPr>
+      <w:r>
+        <w:rPr w:rFonts="맑은 고딕">
+          <w:rFonts w:ascii="맑은 고딕" w:hAnsi="맑은 고딕" w:eastAsia="맑은 고딕"/>
+          <w:b w:val="0"/>
+          <w:color w:val="6B7280"/>
+          <w:sz w:val="21"/>
+        </w:rPr>
+        <w:t xml:space="preserve">· </w:t>
+      </w:r>
+      <w:r>
+        <w:rPr w:rFonts="맑은 고딕">
+          <w:rFonts w:ascii="맑은 고딕" w:hAnsi="맑은 고딕" w:eastAsia="맑은 고딕"/>
+          <w:b/>
+          <w:color w:val="1F2937"/>
+          <w:sz w:val="21"/>
+        </w:rPr>
+        <w:t xml:space="preserve">빈티지 감상 제언: </w:t>
+      </w:r>
+      <w:r>
+        <w:rPr w:rFonts="맑은 고딕">
+          <w:rFonts w:ascii="맑은 고딕" w:hAnsi="맑은 고딕" w:eastAsia="맑은 고딕"/>
+          <w:b w:val="0"/>
+          <w:sz w:val="21"/>
+        </w:rPr>
+        <w:t>진공관 앰프의 부드러운 배음과 아날로그 턴테이블의 카트리지가 긁어내는 미세한 질감을 통해 들을 때 곡의 온도가 극대화됩니다. 그루브 사이로 스며 나오는 특유의 지직거리는 표면 잡음마저 아련한 시간의 향취로 다가와, 늦은 밤 차 한 잔과 함께 깊은 감동을 만끽하기에 더없이 좋습니다.</w:t>
+      </w:r>
+    </w:p>
+    <w:p>
+      <w:pPr>
+        <w:spacing w:line="324" w:lineRule="auto" w:after="80"/>
+      </w:pPr>
+      <w:r>
+        <w:rPr w:rFonts="맑은 고딕">
+          <w:rFonts w:ascii="맑은 고딕" w:hAnsi="맑은 고딕" w:eastAsia="맑은 고딕"/>
+          <w:b w:val="0"/>
+          <w:color w:val="6B7280"/>
+          <w:sz w:val="21"/>
+        </w:rPr>
+        <w:t xml:space="preserve">· </w:t>
+      </w:r>
+      <w:r>
+        <w:rPr w:rFonts="맑은 고딕">
+          <w:rFonts w:ascii="맑은 고딕" w:hAnsi="맑은 고딕" w:eastAsia="맑은 고딕"/>
+          <w:b/>
+          <w:color w:val="1F2937"/>
+          <w:sz w:val="21"/>
+        </w:rPr>
+        <w:t xml:space="preserve">소장 가치: </w:t>
+      </w:r>
+      <w:r>
+        <w:rPr w:rFonts="맑은 고딕">
+          <w:rFonts w:ascii="맑은 고딕" w:hAnsi="맑은 고딕" w:eastAsia="맑은 고딕"/>
+          <w:b w:val="0"/>
+          <w:sz w:val="21"/>
+        </w:rPr>
+        <w:t>디지털 스트리밍 시대에는 결코 느낄 수 없는 정갈한 해설지와 두툼한 바이닐의 물성이 지닌 미학은 물론, 당대 수준 높은 녹음 기술과 낭만이 응축된 실물 음반으로서의 사료적·소장 가치가 매우 뛰어납니다.</w:t>
+      </w:r>
+    </w:p>
+    <w:p>
+      <w:pPr>
+        <w:spacing w:line="324" w:lineRule="auto" w:after="120" w:before="160"/>
+      </w:pPr>
+      <w:r>
+        <w:rPr w:rFonts="맑은 고딕">
+          <w:rFonts w:ascii="맑은 고딕" w:hAnsi="맑은 고딕" w:eastAsia="맑은 고딕"/>
+          <w:b/>
+          <w:color w:val="4338CA"/>
+          <w:sz w:val="21"/>
+        </w:rPr>
+        <w:t>이 음반을 통해 아련한 시절의 노스탤지어와 순수했던 아날로그 사운드가 전해주는 감동을 다시 한번 경험해 보시는 것은 어떨까요?</w:t>
       </w:r>
     </w:p>
     <w:sectPr>
       <w:pgSz w:w="12240" w:h="15840"/>
-      <w:pgMar w:top="1440" w:right="1440" w:bottom="1440" w:left="1440" w:header="720" w:footer="720" w:gutter="0"/>
+      <w:pgMar w:top="1152" w:right="1296" w:bottom="1152" w:left="1296" w:header="720" w:footer="720" w:gutter="0"/>
       <w:cols w:space="720"/>
       <w:docGrid w:linePitch="360"/>
     </w:sectPr>

--- a/word_reports/위치_746_Various Artists_세계애창곡레코드 Vol. 10.docx
+++ b/word_reports/위치_746_Various Artists_세계애창곡레코드 Vol. 10.docx
@@ -32,7 +32,7 @@
     </w:p>
     <w:p>
       <w:pPr>
-        <w:spacing w:line="324" w:lineRule="auto" w:before="80" w:after="160"/>
+        <w:spacing w:line="324" w:lineRule="auto" w:before="80" w:after="120"/>
       </w:pPr>
       <w:r>
         <w:rPr w:rFonts="맑은 고딕">
@@ -42,13 +42,6 @@
           <w:sz w:val="22"/>
         </w:rPr>
         <w:t xml:space="preserve">[음반 소개] </w:t>
-      </w:r>
-      <w:r>
-        <w:rPr w:rFonts="맑은 고딕">
-          <w:rFonts w:ascii="맑은 고딕" w:hAnsi="맑은 고딕" w:eastAsia="맑은 고딕"/>
-          <w:b w:val="0"/>
-          <w:sz w:val="21"/>
-        </w:rPr>
       </w:r>
     </w:p>
     <w:p>
@@ -61,7 +54,33 @@
           <w:b w:val="0"/>
           <w:sz w:val="21"/>
         </w:rPr>
-        <w:t>국경과 시대를 초월하여 전 인류의 가슴속에 깊은 울림을 남긴 불멸의 선율들을 한데 모은 본 음반은, 아날로그 황금기 문화적 갈증을 채워주던 소중한 음악적 오아시스입니다. 세대를 넘어 사랑받아 온 클래식 명소품과 세계 각국의 서정적인 명곡들이 아름다운 조화를 이루며, 듣는 이의 마음을 아늑한 노스탤지어의 세계로 인도합니다. 정제된 편곡과 당대 최고 연주자들의 숨결이 오롯이 새겨진 이 음반은 단순한 명곡 모음집을 넘어, 지나간 시절의 낭만과 온기를 고스란히 간직한 음악적 타임캡슐이라 할 수 있습니다.</w:t>
+        <w:t>음악은 때로 시간과 공간의 경계를 지우고, 우리가 한 번도 밟아보지 못한 이국의 풍경과 잊힌 계절의 향기를 눈앞에 선연히 펼쳐놓습니다. 20세기 후반, 해외와의 문화적 교류가 지금처럼 유려하지 못했던 시절, ‘세계애창곡레코드’ 시리즈는 한국의 음악 애호가들에게 머나먼 세계의 정취와 서구 예술가곡, 에버그린 팝, 그리고 유럽 각지의 낭만을 잇는 가장 은밀하고도 황홀한 통로였습니다. 그중에서도 제9집은 국경과 시대를 초월하여 인류의 가슴속에 깊은 울림을 남겨온 불멸의 선율들을 정성스레 갈무리한 음반으로, 당대 지성인들과 순수한 청춘들의 서재와 음악다방을 따스하게 채워주었던 소중한 문화적 유산입니다.</w:t>
+      </w:r>
+    </w:p>
+    <w:p>
+      <w:pPr>
+        <w:spacing w:line="324" w:lineRule="auto" w:after="120"/>
+      </w:pPr>
+      <w:r>
+        <w:rPr w:rFonts="맑은 고딕">
+          <w:rFonts w:ascii="맑은 고딕" w:hAnsi="맑은 고딕" w:eastAsia="맑은 고딕"/>
+          <w:b w:val="0"/>
+          <w:sz w:val="21"/>
+        </w:rPr>
+        <w:t>이 앨범은 당대 전 세계인들의 심금을 울렸던 명곡들을 엄선하여, 상업적 유행의 굴레를 벗어난 진정한 ‘노래의 힘’을 설파합니다. 각 트랙마다 깃든 아티스트들의 숭고한 숨결과 예술적 철학은 결코 과장되지 않은 담백한 서정으로 다가오며, 화려한 기교 대신 진솔한 선율의 미학을 전면에 내세웁니다. 이국적인 언어로 불리는 노랫말 속에서도 인간이라면 누구나 공감할 수 있는 사랑과 이별, 고향에 대한 그리움, 그리고 삶의 애환이 보편적인 정서로 승화되어 턴테이블 위에서 유려하게 흐릅니다.</w:t>
+      </w:r>
+    </w:p>
+    <w:p>
+      <w:pPr>
+        <w:spacing w:line="324" w:lineRule="auto" w:after="120"/>
+      </w:pPr>
+      <w:r>
+        <w:rPr w:rFonts="맑은 고딕">
+          <w:rFonts w:ascii="맑은 고딕" w:hAnsi="맑은 고딕" w:eastAsia="맑은 고딕"/>
+          <w:b w:val="0"/>
+          <w:sz w:val="21"/>
+        </w:rPr>
+        <w:t>세월이 흘러 수많은 음악 형식이 생겨나고 사라졌지만, 이 음반의 소리골에 새겨진 멜로디들은 퇴색되지 않는 불변의 광채를 발합니다. 묵직한 턴테이블 플래터 위에 음반을 얹고 바늘을 내릴 때 피어오르는 미세한 정적과 아날로그 특유의 온기는, 바쁜 일상에 메마른 현대인의 영혼을 보듬는 깊은 서정적 위로를 건넵니다. 음악이 가진 가장 순수하고도 고전적인 감동이 무엇인지를 증명하듯, 본 작은 시대를 뛰어넘어 지금도 우리의 가슴 한구석을 아련한 노스탤지어로 흠뻑 적셔놓습니다.</w:t>
       </w:r>
     </w:p>
     <w:p>
@@ -168,7 +187,7 @@
           <w:b w:val="0"/>
           <w:sz w:val="21"/>
         </w:rPr>
-        <w:t>1970~80년대 한국 음반사(지구레코드/성음 등)가 세계적인 거장들의 음원을 엄선하여 전집 형태로 선보인 명기획반으로, 가정마다 전축이 보급되던 시기 교양과 예술적 감성을 전파하기 위해 정성스럽게 기획·발매되었습니다.</w:t>
+        <w:t>1970~80년대 한국 음반 문화의 르네상스를 이끌었던 명문 레코드사에서 세계 유수의 클래식 소품, 민요, 월드 팝 명곡들을 엄선하여 교양과 낭만을 전파하기 위해 기획·발매한 역사적 컴필레이션 음반입니다.</w:t>
       </w:r>
     </w:p>
     <w:p>
@@ -199,7 +218,7 @@
           <w:b w:val="0"/>
           <w:sz w:val="21"/>
         </w:rPr>
-        <w:t>발매 당시 전국의 음악 애호가와 중산층 가정의 서재를 장식하며 스테디셀러로 확고한 입지를 다졌으며, 라디오 시그널과 음악 다방을 수놓으며 대중적으로 막대한 사랑과 판매고를 기록했습니다.</w:t>
+        <w:t>발매 당시 전국의 음악 애호가와 문화 가정의 필수 소장반으로 자리매김하며 장기 스테디셀러를 기록하였고, 대중적으로 폭넓은 사랑을 받으며 높은 보급률을 자랑했습니다.</w:t>
       </w:r>
     </w:p>
     <w:p>
@@ -230,7 +249,7 @@
           <w:b w:val="0"/>
           <w:sz w:val="21"/>
         </w:rPr>
-        <w:t>단일 대중음악 차트의 트로피를 넘어, 당대 음악 교육과 정서 함양에 지대한 공헌을 한 명반 전집으로서 평단과 애호가들 사이에서 불멸의 명교양 음반이라는 헌사를 받았습니다.</w:t>
+        <w:t>대중가요 시상식의 상업적 지표를 초월하여, 서구 명곡의 정통성을 국내에 올바르게 보급하고 대중의 음악적 교양을 한 단계 격상시킨 문화사적 공로를 평단으로부터 인정받았습니다.</w:t>
       </w:r>
     </w:p>
     <w:p>
@@ -275,7 +294,7 @@
           <w:b w:val="0"/>
           <w:sz w:val="21"/>
         </w:rPr>
-        <w:t>다국적 (오스트리아, 이탈리아, 독일, 프랑스, 미국 등 전 세계 거장 음악가들)</w:t>
+        <w:t>다국적 (Various Artists)</w:t>
       </w:r>
     </w:p>
     <w:p>
@@ -306,7 +325,7 @@
           <w:b w:val="0"/>
           <w:sz w:val="21"/>
         </w:rPr>
-        <w:t>20세기 중·후반 클래식 및 에버그린 팝 전성기 활동</w:t>
+        <w:t>해당 없음 (다양한 시대의 거장들 참여)</w:t>
       </w:r>
     </w:p>
     <w:p>
@@ -337,7 +356,7 @@
           <w:b w:val="0"/>
           <w:sz w:val="21"/>
         </w:rPr>
-        <w:t>옴니버스 (세계 유수의 오케스트라, 성악가, 팝 보컬리스트 연합)</w:t>
+        <w:t>옴니버스 컴필레이션 (Various Artists)</w:t>
       </w:r>
     </w:p>
     <w:p>
@@ -368,7 +387,7 @@
           <w:b w:val="0"/>
           <w:sz w:val="21"/>
         </w:rPr>
-        <w:t>본 작에 참여한 예술가들은 20세기 클래식과 크로스오버 음악계를 이끌었던 불세출의 거장들로 구성되어 있습니다. 각국의 고유한 정서와 예술적 미학을 완벽한 기교와 깊은 울림으로 표현해 내며 서양 음악의 황금기를 수놓은 전설적인 명인들입니다.</w:t>
+        <w:t>세계 각국의 정상급 보컬리스트, 민속 음악가, 유수의 오케스트라 및 연주자들이 참여하여 각 나라 고유의 서정성과 보편적 인간미를 완벽한 앙상블로 빚어냈습니다. 이들은 20세기 전 세계 대중음악과 크로스오버 무대를 찬란하게 수놓으며 후대 음악인들에게 지대한 영감을 준 거장들입니다.</w:t>
       </w:r>
     </w:p>
     <w:p>
@@ -413,7 +432,7 @@
           <w:b w:val="0"/>
           <w:sz w:val="21"/>
         </w:rPr>
-        <w:t>서구 예술 가곡, 민요, 그리고 서정적인 팝 스탠더드의 경계를 허물고 보편적인 인류의 감성을 담아낸 기념비적인 앤솔로지입니다. 국내 음악 수용사적 관점에서도 서양의 유려한 멜로디를 한국인의 서정적 정서와 긴밀히 잇는 가교 역할을 훌륭히 수행한 음반으로 평가받습니다.</w:t>
+        <w:t>단편적인 유행가를 넘어 인류가 공유해온 세기의 멜로디를 집대성한 음반으로, 국내 LP 문화사에서 서양 클래식과 월드 에버그린 음악의 황금기를 연결하는 징검다리 역할을 수행한 명반입니다.</w:t>
       </w:r>
     </w:p>
     <w:p>
@@ -444,7 +463,7 @@
           <w:b w:val="0"/>
           <w:sz w:val="21"/>
         </w:rPr>
-        <w:t>거실 한구석 묵직한 장식장형 전축 위에서 조심스레 바늘을 올리던 그 시절, 가족들이 둘러앉아 음악을 감상하던 따스한 저녁 풍경이 서려 있습니다. 치열했던 근대화의 물결 속에서 순수한 예술적 감수성과 위로를 갈망하던 당대 청춘과 음악 애호가들의 낭만적인 공기가 그대로 녹아 있습니다.</w:t>
+        <w:t>자유로운 해외여행이 꿈만 같던 아날로그 시절, 턴테이블의 회전을 통해 낭만의 유럽 거리와 머나먼 타국의 풍광을 상상하며 마음을 달래던 당대 청춘들의 애틋한 꿈과 시대적 서정이 고스란히 배어 있습니다.</w:t>
       </w:r>
     </w:p>
     <w:p>
@@ -489,7 +508,7 @@
           <w:b w:val="0"/>
           <w:sz w:val="21"/>
         </w:rPr>
-        <w:t>유럽의 푸른 목가적 풍경을 연상시키는 서정 민요와 낭만주의 가곡, 그리고 가슴 저미는 선율의 영화음악들이 수록되어 있습니다. 유려한 현악 오케스트레이션과 따스한 벨벳 같은 보컬이 어우러져 깊은 사색과 평온을 선사하는 것이 가장 큰 음악적 매력입니다.</w:t>
+        <w:t>우아한 스트링 오케스트레이션과 어쿠스틱 악기들의 절묘한 조화, 깊은 호소력을 지닌 목소리가 어우러진 명곡들이 수록되어 있으며, 각 곡마다 애수와 낭만이 교차하는 극적인 서정미를 유감없이 발휘합니다.</w:t>
       </w:r>
     </w:p>
     <w:p>
@@ -520,7 +539,7 @@
           <w:b w:val="0"/>
           <w:sz w:val="21"/>
         </w:rPr>
-        <w:t>진공관 앰프의 부드러운 배음과 아날로그 턴테이블의 카트리지가 긁어내는 미세한 질감을 통해 들을 때 곡의 온도가 극대화됩니다. 그루브 사이로 스며 나오는 특유의 지직거리는 표면 잡음마저 아련한 시간의 향취로 다가와, 늦은 밤 차 한 잔과 함께 깊은 감동을 만끽하기에 더없이 좋습니다.</w:t>
+        <w:t>진공관 앰프의 부드럽고 묵직한 배음, 그리고 턴테이블 카트리지가 긁어내는 온화한 질감을 통해 들을 때 보컬의 숨결과 악기의 자연스러운 잔향이 극대화되어 한층 더 입체적이고 따스한 공간감을 선사합니다.</w:t>
       </w:r>
     </w:p>
     <w:p>
@@ -551,7 +570,7 @@
           <w:b w:val="0"/>
           <w:sz w:val="21"/>
         </w:rPr>
-        <w:t>디지털 스트리밍 시대에는 결코 느낄 수 없는 정갈한 해설지와 두툼한 바이닐의 물성이 지닌 미학은 물론, 당대 수준 높은 녹음 기술과 낭만이 응축된 실물 음반으로서의 사료적·소장 가치가 매우 뛰어납니다.</w:t>
+        <w:t>디지털 파일로는 온전히 복원할 수 없는 아날로그 음향의 낭만과 시대의 문화적 체취를 고스란히 담고 있는 실물 레코드로, 클래식 및 에버그린 팝 애호가 모두에게 소중한 소장 가치를 지닙니다.</w:t>
       </w:r>
     </w:p>
     <w:p>
@@ -565,7 +584,7 @@
           <w:color w:val="4338CA"/>
           <w:sz w:val="21"/>
         </w:rPr>
-        <w:t>이 음반을 통해 아련한 시절의 노스탤지어와 순수했던 아날로그 사운드가 전해주는 감동을 다시 한번 경험해 보시는 것은 어떨까요?</w:t>
+        <w:t>이 음반을 통해 아날로그 바늘 끝에서 아련히 피어나는 세기의 명선율들이 전해주는 감동을 다시 한번 경험해 보시는 것은 어떨까요?</w:t>
       </w:r>
     </w:p>
     <w:sectPr>
